--- a/template.docx
+++ b/template.docx
@@ -5,7 +5,7 @@
     <w:p>
       <w:pPr>
         <w:spacing w:after="240" w:before="240" w:line="240" w:lineRule="auto"/>
-        <w:ind w:left="0" w:firstLine="0"/>
+        <w:ind w:left="-1800" w:right="-760.8661417322827" w:firstLine="0"/>
         <w:jc w:val="right"/>
         <w:rPr>
           <w:sz w:val="20"/>
@@ -34,6 +34,7 @@
     <w:p>
       <w:pPr>
         <w:spacing w:after="120" w:before="120" w:line="240" w:lineRule="auto"/>
+        <w:ind w:right="-902.5984251968498"/>
         <w:rPr>
           <w:sz w:val="20"/>
           <w:szCs w:val="20"/>
@@ -61,6 +62,7 @@
     <w:p>
       <w:pPr>
         <w:spacing w:after="120" w:before="120" w:line="240" w:lineRule="auto"/>
+        <w:ind w:right="-902.5984251968498"/>
         <w:rPr>
           <w:sz w:val="20"/>
           <w:szCs w:val="20"/>
@@ -78,6 +80,7 @@
     <w:p>
       <w:pPr>
         <w:spacing w:after="240" w:before="240" w:line="240" w:lineRule="auto"/>
+        <w:ind w:right="-902.5984251968498"/>
         <w:jc w:val="both"/>
         <w:rPr>
           <w:b w:val="1"/>
@@ -94,12 +97,13 @@
           <w:szCs w:val="20"/>
           <w:rtl w:val="0"/>
         </w:rPr>
-        <w:t xml:space="preserve">Subject: Confirmation for Official Allocation of Temporary Dedicated Parking Slot against your unit {{Flat Number}}</w:t>
-      </w:r>
-    </w:p>
-    <w:p>
-      <w:pPr>
-        <w:spacing w:after="240" w:before="240" w:lineRule="auto"/>
+        <w:t xml:space="preserve">Subject: Confirmation for Official Allocation of Dedicated Parking Slot against your unit {{Flat Number}}</w:t>
+      </w:r>
+    </w:p>
+    <w:p>
+      <w:pPr>
+        <w:spacing w:after="240" w:before="240" w:line="360" w:lineRule="auto"/>
+        <w:ind w:right="-902.5984251968498"/>
         <w:jc w:val="both"/>
         <w:rPr>
           <w:sz w:val="20"/>
@@ -117,7 +121,8 @@
     </w:p>
     <w:p>
       <w:pPr>
-        <w:spacing w:after="240" w:before="240" w:lineRule="auto"/>
+        <w:spacing w:after="240" w:before="240" w:line="360" w:lineRule="auto"/>
+        <w:ind w:right="-902.5984251968498"/>
         <w:jc w:val="both"/>
         <w:rPr>
           <w:sz w:val="20"/>
@@ -139,8 +144,8 @@
           <w:ilvl w:val="0"/>
           <w:numId w:val="1"/>
         </w:numPr>
-        <w:spacing w:after="0" w:afterAutospacing="0" w:before="240" w:lineRule="auto"/>
-        <w:ind w:left="720" w:hanging="360"/>
+        <w:spacing w:after="0" w:afterAutospacing="0" w:before="240" w:line="360" w:lineRule="auto"/>
+        <w:ind w:left="720" w:right="-902.5984251968498" w:hanging="360"/>
       </w:pPr>
       <w:r>
         <w:rPr>
@@ -160,7 +165,6 @@
         </w:rPr>
         <w:t xml:space="preserve"> </w:t>
         <w:tab/>
-        <w:t xml:space="preserve">Flat Number </w:t>
       </w:r>
       <w:r>
         <w:rPr>
@@ -179,8 +183,8 @@
           <w:ilvl w:val="0"/>
           <w:numId w:val="1"/>
         </w:numPr>
-        <w:spacing w:after="240" w:before="0" w:beforeAutospacing="0" w:lineRule="auto"/>
-        <w:ind w:left="720" w:hanging="360"/>
+        <w:spacing w:after="240" w:before="0" w:beforeAutospacing="0" w:line="360" w:lineRule="auto"/>
+        <w:ind w:left="720" w:right="-902.5984251968498" w:hanging="360"/>
       </w:pPr>
       <w:r>
         <w:rPr>
@@ -200,7 +204,6 @@
         </w:rPr>
         <w:t xml:space="preserve"> </w:t>
         <w:tab/>
-        <w:t xml:space="preserve">Pillar Number </w:t>
       </w:r>
       <w:r>
         <w:rPr>
@@ -215,7 +218,65 @@
     </w:p>
     <w:p>
       <w:pPr>
+        <w:spacing w:after="240" w:before="240" w:line="360" w:lineRule="auto"/>
+        <w:ind w:right="-902.5984251968498"/>
+        <w:jc w:val="both"/>
+        <w:rPr>
+          <w:sz w:val="20"/>
+          <w:szCs w:val="20"/>
+        </w:rPr>
+      </w:pPr>
+      <w:r>
+        <w:rPr>
+          <w:sz w:val="20"/>
+          <w:szCs w:val="20"/>
+          <w:rtl w:val="0"/>
+        </w:rPr>
+        <w:t xml:space="preserve">Please contact our FMS Team members who will be happy to help you and identify the slot such that it can be used by you for future parking.</w:t>
+      </w:r>
+    </w:p>
+    <w:p>
+      <w:pPr>
+        <w:spacing w:after="240" w:before="240" w:line="360" w:lineRule="auto"/>
+        <w:ind w:right="-902.5984251968498"/>
+        <w:jc w:val="both"/>
+        <w:rPr>
+          <w:sz w:val="20"/>
+          <w:szCs w:val="20"/>
+        </w:rPr>
+      </w:pPr>
+      <w:r>
+        <w:rPr>
+          <w:sz w:val="20"/>
+          <w:szCs w:val="20"/>
+          <w:rtl w:val="0"/>
+        </w:rPr>
+        <w:t xml:space="preserve">Please note that the society will allow only RFID registered vehicles within the society premises and request you to follow the norms.</w:t>
+      </w:r>
+    </w:p>
+    <w:p>
+      <w:pPr>
+        <w:spacing w:after="240" w:before="240" w:line="360" w:lineRule="auto"/>
+        <w:ind w:right="-902.5984251968498"/>
+        <w:jc w:val="both"/>
+        <w:rPr>
+          <w:sz w:val="20"/>
+          <w:szCs w:val="20"/>
+        </w:rPr>
+      </w:pPr>
+      <w:r>
+        <w:rPr>
+          <w:sz w:val="20"/>
+          <w:szCs w:val="20"/>
+          <w:rtl w:val="0"/>
+        </w:rPr>
+        <w:t xml:space="preserve">We request you to please park your vehicle at your designated spot.</w:t>
+      </w:r>
+    </w:p>
+    <w:p>
+      <w:pPr>
         <w:spacing w:after="240" w:before="240" w:lineRule="auto"/>
+        <w:ind w:right="-902.5984251968498"/>
         <w:jc w:val="both"/>
         <w:rPr>
           <w:sz w:val="20"/>
@@ -228,66 +289,13 @@
           <w:szCs w:val="20"/>
           <w:rtl w:val="0"/>
         </w:rPr>
-        <w:t xml:space="preserve">Please contact our FMS Team members who will be happy to help you and identify the slot such that it can be used by you for future parking.</w:t>
+        <w:t xml:space="preserve">Warm regards,</w:t>
       </w:r>
     </w:p>
     <w:p>
       <w:pPr>
         <w:spacing w:after="240" w:before="240" w:lineRule="auto"/>
-        <w:jc w:val="both"/>
-        <w:rPr>
-          <w:sz w:val="20"/>
-          <w:szCs w:val="20"/>
-        </w:rPr>
-      </w:pPr>
-      <w:r>
-        <w:rPr>
-          <w:sz w:val="20"/>
-          <w:szCs w:val="20"/>
-          <w:rtl w:val="0"/>
-        </w:rPr>
-        <w:t xml:space="preserve">Please note that the society will allow only RFID registered vehicles within the society premises and request you to follow the norms.</w:t>
-      </w:r>
-    </w:p>
-    <w:p>
-      <w:pPr>
-        <w:spacing w:after="240" w:before="240" w:lineRule="auto"/>
-        <w:jc w:val="both"/>
-        <w:rPr>
-          <w:sz w:val="20"/>
-          <w:szCs w:val="20"/>
-        </w:rPr>
-      </w:pPr>
-      <w:r>
-        <w:rPr>
-          <w:sz w:val="20"/>
-          <w:szCs w:val="20"/>
-          <w:rtl w:val="0"/>
-        </w:rPr>
-        <w:t xml:space="preserve">We request you to please park your vehicle at your designated spot.</w:t>
-      </w:r>
-    </w:p>
-    <w:p>
-      <w:pPr>
-        <w:spacing w:after="240" w:before="240" w:lineRule="auto"/>
-        <w:jc w:val="both"/>
-        <w:rPr>
-          <w:sz w:val="20"/>
-          <w:szCs w:val="20"/>
-        </w:rPr>
-      </w:pPr>
-      <w:r>
-        <w:rPr>
-          <w:sz w:val="20"/>
-          <w:szCs w:val="20"/>
-          <w:rtl w:val="0"/>
-        </w:rPr>
-        <w:t xml:space="preserve">Warm regards,</w:t>
-      </w:r>
-    </w:p>
-    <w:p>
-      <w:pPr>
-        <w:spacing w:after="240" w:before="240" w:lineRule="auto"/>
+        <w:ind w:right="-902.5984251968498"/>
         <w:jc w:val="both"/>
         <w:rPr>
           <w:b w:val="1"/>
@@ -310,6 +318,7 @@
     <w:p>
       <w:pPr>
         <w:spacing w:after="240" w:before="240" w:lineRule="auto"/>
+        <w:ind w:right="-902.5984251968498"/>
         <w:jc w:val="both"/>
         <w:rPr>
           <w:b w:val="1"/>
@@ -329,12 +338,12 @@
           <wp:inline distB="114300" distT="114300" distL="114300" distR="114300">
             <wp:extent cx="1984178" cy="777196"/>
             <wp:effectExtent b="0" l="0" r="0" t="0"/>
-            <wp:docPr id="2" name="image1.png"/>
+            <wp:docPr id="3" name="image3.png"/>
             <a:graphic>
               <a:graphicData uri="http://schemas.openxmlformats.org/drawingml/2006/picture">
                 <pic:pic>
                   <pic:nvPicPr>
-                    <pic:cNvPr id="0" name="image1.png"/>
+                    <pic:cNvPr id="0" name="image3.png"/>
                     <pic:cNvPicPr preferRelativeResize="0"/>
                   </pic:nvPicPr>
                   <pic:blipFill>
@@ -367,6 +376,7 @@
     <w:p>
       <w:pPr>
         <w:spacing w:after="0" w:before="240" w:lineRule="auto"/>
+        <w:ind w:right="-902.5984251968498"/>
         <w:jc w:val="both"/>
         <w:rPr>
           <w:sz w:val="20"/>
@@ -385,6 +395,7 @@
     <w:p>
       <w:pPr>
         <w:spacing w:after="0" w:before="240" w:lineRule="auto"/>
+        <w:ind w:right="-902.5984251968498"/>
         <w:jc w:val="both"/>
         <w:rPr>
           <w:sz w:val="20"/>
@@ -403,6 +414,23 @@
     <w:p>
       <w:pPr>
         <w:spacing w:after="0" w:before="240" w:lineRule="auto"/>
+        <w:ind w:right="-902.5984251968498"/>
+        <w:jc w:val="both"/>
+        <w:rPr>
+          <w:sz w:val="20"/>
+          <w:szCs w:val="20"/>
+        </w:rPr>
+      </w:pPr>
+      <w:r>
+        <w:rPr>
+          <w:rtl w:val="0"/>
+        </w:rPr>
+      </w:r>
+    </w:p>
+    <w:p>
+      <w:pPr>
+        <w:spacing w:after="0" w:before="240" w:lineRule="auto"/>
+        <w:ind w:right="-902.5984251968498"/>
         <w:jc w:val="both"/>
         <w:rPr>
           <w:sz w:val="20"/>
@@ -419,12 +447,94 @@
       <w:pPr>
         <w:widowControl w:val="0"/>
         <w:spacing w:after="0" w:line="240" w:lineRule="auto"/>
+        <w:ind w:left="-1800" w:right="-1469.5275590551164" w:firstLine="0"/>
         <w:rPr>
           <w:rFonts w:ascii="EB Garamond" w:cs="EB Garamond" w:eastAsia="EB Garamond" w:hAnsi="EB Garamond"/>
           <w:sz w:val="20"/>
           <w:szCs w:val="20"/>
         </w:rPr>
       </w:pPr>
+      <w:r>
+        <w:rPr>
+          <w:rFonts w:ascii="EB Garamond" w:cs="EB Garamond" w:eastAsia="EB Garamond" w:hAnsi="EB Garamond"/>
+          <w:sz w:val="20"/>
+          <w:szCs w:val="20"/>
+        </w:rPr>
+        <mc:AlternateContent>
+          <mc:Choice Requires="wpg">
+            <w:drawing>
+              <wp:inline distB="114300" distT="114300" distL="114300" distR="114300">
+                <wp:extent cx="7462838" cy="12956"/>
+                <wp:effectExtent b="0" l="0" r="0" t="0"/>
+                <wp:docPr id="1" name=""/>
+                <a:graphic>
+                  <a:graphicData uri="http://schemas.microsoft.com/office/word/2010/wordprocessingShape">
+                    <wps:wsp>
+                      <wps:cNvCnPr/>
+                      <wps:spPr>
+                        <a:xfrm>
+                          <a:off x="-160225" y="1380350"/>
+                          <a:ext cx="11264700" cy="0"/>
+                        </a:xfrm>
+                        <a:prstGeom prst="straightConnector1">
+                          <a:avLst/>
+                        </a:prstGeom>
+                        <a:noFill/>
+                        <a:ln cap="flat" cmpd="sng" w="28575">
+                          <a:solidFill>
+                            <a:srgbClr val="4A86E8"/>
+                          </a:solidFill>
+                          <a:prstDash val="solid"/>
+                          <a:round/>
+                          <a:headEnd len="med" w="med" type="none"/>
+                          <a:tailEnd len="med" w="med" type="none"/>
+                        </a:ln>
+                      </wps:spPr>
+                      <wps:bodyPr anchorCtr="0" anchor="ctr" bIns="91425" lIns="91425" spcFirstLastPara="1" rIns="91425" wrap="square" tIns="91425">
+                        <a:noAutofit/>
+                      </wps:bodyPr>
+                    </wps:wsp>
+                  </a:graphicData>
+                </a:graphic>
+              </wp:inline>
+            </w:drawing>
+          </mc:Choice>
+          <mc:Fallback>
+            <w:drawing>
+              <wp:inline distB="114300" distT="114300" distL="114300" distR="114300">
+                <wp:extent cx="7462838" cy="12956"/>
+                <wp:effectExtent b="0" l="0" r="0" t="0"/>
+                <wp:docPr id="1" name="image1.png"/>
+                <a:graphic>
+                  <a:graphicData uri="http://schemas.openxmlformats.org/drawingml/2006/picture">
+                    <pic:pic>
+                      <pic:nvPicPr>
+                        <pic:cNvPr id="0" name="image1.png"/>
+                        <pic:cNvPicPr preferRelativeResize="0"/>
+                      </pic:nvPicPr>
+                      <pic:blipFill>
+                        <a:blip r:embed="rId8"/>
+                        <a:srcRect/>
+                        <a:stretch>
+                          <a:fillRect/>
+                        </a:stretch>
+                      </pic:blipFill>
+                      <pic:spPr>
+                        <a:xfrm>
+                          <a:off x="0" y="0"/>
+                          <a:ext cx="7462838" cy="12956"/>
+                        </a:xfrm>
+                        <a:prstGeom prst="rect"/>
+                        <a:ln/>
+                      </pic:spPr>
+                    </pic:pic>
+                  </a:graphicData>
+                </a:graphic>
+              </wp:inline>
+            </w:drawing>
+          </mc:Fallback>
+        </mc:AlternateContent>
+      </w:r>
       <w:r>
         <w:rPr>
           <w:rtl w:val="0"/>
@@ -435,32 +545,19 @@
       <w:pPr>
         <w:widowControl w:val="0"/>
         <w:spacing w:after="0" w:line="240" w:lineRule="auto"/>
-        <w:rPr>
-          <w:rFonts w:ascii="EB Garamond" w:cs="EB Garamond" w:eastAsia="EB Garamond" w:hAnsi="EB Garamond"/>
-          <w:sz w:val="20"/>
-          <w:szCs w:val="20"/>
-        </w:rPr>
-      </w:pPr>
-      <w:r>
-        <w:rPr>
-          <w:rtl w:val="0"/>
-        </w:rPr>
-      </w:r>
-    </w:p>
-    <w:p>
-      <w:pPr>
-        <w:widowControl w:val="0"/>
-        <w:spacing w:after="0" w:line="240" w:lineRule="auto"/>
-        <w:ind w:right="-902.5984251968498"/>
-        <w:rPr>
-          <w:rFonts w:ascii="Pacifico" w:cs="Pacifico" w:eastAsia="Pacifico" w:hAnsi="Pacifico"/>
-          <w:sz w:val="20"/>
-          <w:szCs w:val="20"/>
-        </w:rPr>
-      </w:pPr>
-      <w:r>
-        <w:rPr>
-          <w:rFonts w:ascii="Pacifico" w:cs="Pacifico" w:eastAsia="Pacifico" w:hAnsi="Pacifico"/>
+        <w:ind w:right="-902.5984251968498"/>
+        <w:jc w:val="center"/>
+        <w:rPr>
+          <w:rFonts w:ascii="Lobster" w:cs="Lobster" w:eastAsia="Lobster" w:hAnsi="Lobster"/>
+          <w:color w:val="3d85c6"/>
+          <w:sz w:val="20"/>
+          <w:szCs w:val="20"/>
+        </w:rPr>
+      </w:pPr>
+      <w:r>
+        <w:rPr>
+          <w:rFonts w:ascii="Lobster" w:cs="Lobster" w:eastAsia="Lobster" w:hAnsi="Lobster"/>
+          <w:color w:val="3d85c6"/>
           <w:sz w:val="20"/>
           <w:szCs w:val="20"/>
           <w:rtl w:val="0"/>
@@ -469,9 +566,9 @@
       </w:r>
     </w:p>
     <w:sectPr>
-      <w:headerReference r:id="rId8" w:type="default"/>
+      <w:headerReference r:id="rId9" w:type="default"/>
       <w:pgSz w:h="16838" w:w="11906" w:orient="portrait"/>
-      <w:pgMar w:bottom="1440" w:top="1440" w:left="1800" w:right="1800" w:header="720" w:footer="720"/>
+      <w:pgMar w:bottom="545.7874015748052" w:top="0" w:left="1800" w:right="1800" w:header="720" w:footer="720"/>
       <w:pgNumType w:start="1"/>
     </w:sectPr>
   </w:body>
@@ -482,241 +579,189 @@
 <w:hdr xmlns:mc="http://schemas.openxmlformats.org/markup-compatibility/2006" xmlns:o="urn:schemas-microsoft-com:office:office" xmlns:r="http://schemas.openxmlformats.org/officeDocument/2006/relationships" xmlns:m="http://schemas.openxmlformats.org/officeDocument/2006/math" xmlns:v="urn:schemas-microsoft-com:vml" xmlns:wp="http://schemas.openxmlformats.org/drawingml/2006/wordprocessingDrawing" xmlns:w10="urn:schemas-microsoft-com:office:word" xmlns:w="http://schemas.openxmlformats.org/wordprocessingml/2006/main" xmlns:wne="http://schemas.microsoft.com/office/word/2006/wordml" xmlns:sl="http://schemas.openxmlformats.org/schemaLibrary/2006/main" xmlns:a="http://schemas.openxmlformats.org/drawingml/2006/main" xmlns:pic="http://schemas.openxmlformats.org/drawingml/2006/picture" xmlns:c="http://schemas.openxmlformats.org/drawingml/2006/chart" xmlns:lc="http://schemas.openxmlformats.org/drawingml/2006/lockedCanvas" xmlns:dgm="http://schemas.openxmlformats.org/drawingml/2006/diagram" xmlns:wps="http://schemas.microsoft.com/office/word/2010/wordprocessingShape" xmlns:wpg="http://schemas.microsoft.com/office/word/2010/wordprocessingGroup" xmlns:w14="http://schemas.microsoft.com/office/word/2010/wordml" xmlns:w15="http://schemas.microsoft.com/office/word/2012/wordml" xmlns:w16="http://schemas.microsoft.com/office/word/2018/wordml" xmlns:w16cex="http://schemas.microsoft.com/office/word/2018/wordml/cex" xmlns:w16cid="http://schemas.microsoft.com/office/word/2016/wordml/cid" xmlns="http://schemas.microsoft.com/office/tasks/2019/documenttasks" xmlns:cr="http://schemas.microsoft.com/office/comments/2020/reactions">
   <w:p>
     <w:pPr>
-      <w:keepNext w:val="0"/>
-      <w:keepLines w:val="0"/>
-      <w:pageBreakBefore w:val="0"/>
-      <w:widowControl w:val="1"/>
-      <w:pBdr>
-        <w:top w:space="0" w:sz="0" w:val="nil"/>
-        <w:left w:space="0" w:sz="0" w:val="nil"/>
-        <w:bottom w:space="0" w:sz="0" w:val="nil"/>
-        <w:right w:space="0" w:sz="0" w:val="nil"/>
-        <w:between w:space="0" w:sz="0" w:val="nil"/>
-      </w:pBdr>
-      <w:shd w:fill="auto" w:val="clear"/>
-      <w:tabs>
-        <w:tab w:val="center" w:leader="none" w:pos="4680"/>
-        <w:tab w:val="right" w:leader="none" w:pos="9360"/>
-      </w:tabs>
-      <w:spacing w:after="0" w:before="0" w:line="240" w:lineRule="auto"/>
-      <w:ind w:left="0" w:right="0" w:firstLine="0"/>
-      <w:jc w:val="left"/>
-      <w:rPr>
-        <w:rFonts w:ascii="Cambria" w:cs="Cambria" w:eastAsia="Cambria" w:hAnsi="Cambria"/>
-        <w:b w:val="0"/>
-        <w:bCs w:val="0"/>
-        <w:i w:val="0"/>
-        <w:iCs w:val="0"/>
-        <w:smallCaps w:val="0"/>
-        <w:strike w:val="0"/>
-        <w:color w:val="000000"/>
-        <w:sz w:val="22"/>
-        <w:szCs w:val="22"/>
-        <w:u w:val="none"/>
-        <w:shd w:fill="auto" w:val="clear"/>
-        <w:vertAlign w:val="baseline"/>
+      <w:widowControl w:val="0"/>
+      <w:spacing w:after="0" w:line="276" w:lineRule="auto"/>
+      <w:jc w:val="center"/>
+      <w:rPr>
+        <w:rFonts w:ascii="Calibri" w:cs="Calibri" w:eastAsia="Calibri" w:hAnsi="Calibri"/>
+        <w:b w:val="1"/>
+        <w:bCs w:val="1"/>
+        <w:i w:val="1"/>
+        <w:iCs w:val="1"/>
+        <w:color w:val="4f81bd"/>
+        <w:sz w:val="60"/>
+        <w:szCs w:val="60"/>
       </w:rPr>
     </w:pPr>
     <w:r>
       <w:rPr>
+        <w:rFonts w:ascii="Calibri" w:cs="Calibri" w:eastAsia="Calibri" w:hAnsi="Calibri"/>
+        <w:b w:val="1"/>
+        <w:bCs w:val="1"/>
+        <w:i w:val="1"/>
+        <w:iCs w:val="1"/>
+        <w:color w:val="4f81bd"/>
+        <w:sz w:val="60"/>
+        <w:szCs w:val="60"/>
         <w:rtl w:val="0"/>
       </w:rPr>
+      <w:t xml:space="preserve">Golf Homes &amp; Kingswood AAOA</w:t>
+    </w:r>
+  </w:p>
+  <w:p>
+    <w:pPr>
+      <w:widowControl w:val="0"/>
+      <w:spacing w:after="0" w:line="276" w:lineRule="auto"/>
+      <w:jc w:val="center"/>
+      <w:rPr>
+        <w:rFonts w:ascii="Arial" w:cs="Arial" w:eastAsia="Arial" w:hAnsi="Arial"/>
+        <w:i w:val="1"/>
+        <w:iCs w:val="1"/>
+        <w:color w:val="4f81bd"/>
+        <w:sz w:val="24"/>
+        <w:szCs w:val="24"/>
+      </w:rPr>
+    </w:pPr>
+    <w:r>
+      <w:rPr>
+        <w:rFonts w:ascii="Arial" w:cs="Arial" w:eastAsia="Arial" w:hAnsi="Arial"/>
+        <w:i w:val="1"/>
+        <w:iCs w:val="1"/>
+        <w:color w:val="4f81bd"/>
+        <w:sz w:val="24"/>
+        <w:szCs w:val="24"/>
+        <w:rtl w:val="0"/>
+      </w:rPr>
+      <w:t xml:space="preserve">Plot no. 2 sector 4, Greater Noida west, GB Nagar, UP 201309</w:t>
+    </w:r>
+  </w:p>
+  <w:p>
+    <w:pPr>
+      <w:widowControl w:val="0"/>
+      <w:spacing w:after="0" w:line="276" w:lineRule="auto"/>
+      <w:rPr>
+        <w:rFonts w:ascii="Arial" w:cs="Arial" w:eastAsia="Arial" w:hAnsi="Arial"/>
+        <w:i w:val="1"/>
+        <w:iCs w:val="1"/>
+        <w:color w:val="4f81bd"/>
+        <w:sz w:val="24"/>
+        <w:szCs w:val="24"/>
+      </w:rPr>
+    </w:pPr>
+    <w:r>
+      <w:rPr>
+        <w:rtl w:val="0"/>
+      </w:rPr>
+    </w:r>
+  </w:p>
+  <w:p>
+    <w:pPr>
+      <w:widowControl w:val="0"/>
+      <w:spacing w:after="0" w:line="276" w:lineRule="auto"/>
+      <w:rPr>
+        <w:rFonts w:ascii="Arial" w:cs="Arial" w:eastAsia="Arial" w:hAnsi="Arial"/>
+        <w:i w:val="1"/>
+        <w:iCs w:val="1"/>
+        <w:color w:val="4f81bd"/>
+        <w:sz w:val="24"/>
+        <w:szCs w:val="24"/>
+      </w:rPr>
+    </w:pPr>
+    <w:r>
+      <w:rPr>
+        <w:rFonts w:ascii="Arial" w:cs="Arial" w:eastAsia="Arial" w:hAnsi="Arial"/>
+        <w:i w:val="1"/>
+        <w:iCs w:val="1"/>
+        <w:color w:val="4f81bd"/>
+        <w:sz w:val="24"/>
+        <w:szCs w:val="24"/>
+        <w:rtl w:val="0"/>
+      </w:rPr>
+      <w:t xml:space="preserve">Email – </w:t>
     </w:r>
     <w:r>
+      <w:rPr>
+        <w:rFonts w:ascii="Arial" w:cs="Arial" w:eastAsia="Arial" w:hAnsi="Arial"/>
+        <w:i w:val="1"/>
+        <w:iCs w:val="1"/>
+        <w:color w:val="0000ff"/>
+        <w:sz w:val="24"/>
+        <w:szCs w:val="24"/>
+        <w:u w:val="single"/>
+        <w:rtl w:val="0"/>
+      </w:rPr>
+      <w:t xml:space="preserve">aoa@golfhomeskingswood.in</w:t>
+    </w:r>
+    <w:r>
+      <w:rPr>
+        <w:rFonts w:ascii="Arial" w:cs="Arial" w:eastAsia="Arial" w:hAnsi="Arial"/>
+        <w:i w:val="1"/>
+        <w:iCs w:val="1"/>
+        <w:color w:val="4f81bd"/>
+        <w:sz w:val="24"/>
+        <w:szCs w:val="24"/>
+        <w:rtl w:val="0"/>
+      </w:rPr>
+      <w:t xml:space="preserve">                              Ph: +91 9717319002</w:t>
+    </w:r>
+  </w:p>
+  <w:p>
+    <w:pPr>
+      <w:spacing w:after="240" w:before="240" w:line="240" w:lineRule="auto"/>
+      <w:ind w:left="-1800" w:right="-1800" w:firstLine="0"/>
+      <w:jc w:val="right"/>
+      <w:rPr/>
+    </w:pPr>
+    <w:r>
+      <w:rPr>
+        <w:sz w:val="20"/>
+        <w:szCs w:val="20"/>
+      </w:rPr>
       <mc:AlternateContent>
         <mc:Choice Requires="wpg">
           <w:drawing>
-            <wp:anchor allowOverlap="1" behindDoc="0" distB="91440" distT="91440" distL="114300" distR="114300" hidden="0" layoutInCell="1" locked="0" relativeHeight="0" simplePos="0">
-              <wp:simplePos x="0" y="0"/>
-              <wp:positionH relativeFrom="column">
-                <wp:posOffset>-789621</wp:posOffset>
-              </wp:positionH>
-              <wp:positionV relativeFrom="paragraph">
-                <wp:posOffset>-324801</wp:posOffset>
-              </wp:positionV>
-              <wp:extent cx="6997065" cy="1541145"/>
+            <wp:inline distB="114300" distT="114300" distL="114300" distR="114300">
+              <wp:extent cx="7526663" cy="18817"/>
               <wp:effectExtent b="0" l="0" r="0" t="0"/>
-              <wp:wrapTopAndBottom distB="91440" distT="91440"/>
-              <wp:docPr id="1" name=""/>
+              <wp:docPr id="2" name=""/>
               <a:graphic>
                 <a:graphicData uri="http://schemas.microsoft.com/office/word/2010/wordprocessingShape">
                   <wps:wsp>
-                    <wps:cNvSpPr/>
-                    <wps:cNvPr id="2" name="Shape 2"/>
+                    <wps:cNvCnPr/>
                     <wps:spPr>
                       <a:xfrm>
-                        <a:off x="1852230" y="3014190"/>
-                        <a:ext cx="6987540" cy="1531620"/>
+                        <a:off x="-170525" y="1260750"/>
+                        <a:ext cx="7948200" cy="0"/>
                       </a:xfrm>
-                      <a:prstGeom prst="rect">
+                      <a:prstGeom prst="straightConnector1">
                         <a:avLst/>
                       </a:prstGeom>
                       <a:noFill/>
-                      <a:ln>
-                        <a:noFill/>
+                      <a:ln cap="flat" cmpd="sng" w="28575">
+                        <a:solidFill>
+                          <a:srgbClr val="4A86E8"/>
+                        </a:solidFill>
+                        <a:prstDash val="solid"/>
+                        <a:round/>
+                        <a:headEnd len="med" w="med" type="none"/>
+                        <a:tailEnd len="med" w="med" type="none"/>
                       </a:ln>
                     </wps:spPr>
-                    <wps:txbx>
-                      <w:txbxContent>
-                        <w:p>
-                          <w:pPr>
-                            <w:spacing w:after="0" w:before="0" w:line="275.9999942779541"/>
-                            <w:ind w:left="0" w:right="0" w:firstLine="0"/>
-                            <w:jc w:val="left"/>
-                            <w:textDirection w:val="btLr"/>
-                          </w:pPr>
-                          <w:r>
-                            <w:rPr>
-                              <w:rFonts w:ascii="Calibri" w:cs="Calibri" w:eastAsia="Calibri" w:hAnsi="Calibri"/>
-                              <w:b w:val="1"/>
-                              <w:i w:val="1"/>
-                              <w:smallCaps w:val="0"/>
-                              <w:strike w:val="0"/>
-                              <w:color w:val="4f81bd"/>
-                              <w:sz w:val="60"/>
-                              <w:vertAlign w:val="baseline"/>
-                            </w:rPr>
-                            <w:t xml:space="preserve">        Golf Homes &amp; Kingswood AAOA</w:t>
-                          </w:r>
-                        </w:p>
-                        <w:p>
-                          <w:pPr>
-                            <w:spacing w:after="0" w:before="0" w:line="275.9999942779541"/>
-                            <w:ind w:left="0" w:right="0" w:firstLine="0"/>
-                            <w:jc w:val="left"/>
-                            <w:textDirection w:val="btLr"/>
-                          </w:pPr>
-                          <w:r>
-                            <w:rPr>
-                              <w:rFonts w:ascii="Calibri" w:cs="Calibri" w:eastAsia="Calibri" w:hAnsi="Calibri"/>
-                              <w:b w:val="1"/>
-                              <w:i w:val="1"/>
-                              <w:smallCaps w:val="0"/>
-                              <w:strike w:val="0"/>
-                              <w:color w:val="4f81bd"/>
-                              <w:sz w:val="60"/>
-                              <w:vertAlign w:val="baseline"/>
-                            </w:rPr>
-                          </w:r>
-                          <w:r>
-                            <w:rPr>
-                              <w:rFonts w:ascii="Arial" w:cs="Arial" w:eastAsia="Arial" w:hAnsi="Arial"/>
-                              <w:b w:val="0"/>
-                              <w:i w:val="1"/>
-                              <w:smallCaps w:val="0"/>
-                              <w:strike w:val="0"/>
-                              <w:color w:val="4f81bd"/>
-                              <w:sz w:val="24"/>
-                              <w:vertAlign w:val="baseline"/>
-                            </w:rPr>
-                            <w:t xml:space="preserve">                        Plot no. 2 sector 4, Greater Noida west, GB Nagar, UP 201309</w:t>
-                          </w:r>
-                        </w:p>
-                        <w:p>
-                          <w:pPr>
-                            <w:spacing w:after="0" w:before="0" w:line="275.9999942779541"/>
-                            <w:ind w:left="0" w:right="0" w:firstLine="0"/>
-                            <w:jc w:val="left"/>
-                            <w:textDirection w:val="btLr"/>
-                          </w:pPr>
-                          <w:r>
-                            <w:rPr>
-                              <w:rFonts w:ascii="Arial" w:cs="Arial" w:eastAsia="Arial" w:hAnsi="Arial"/>
-                              <w:b w:val="0"/>
-                              <w:i w:val="1"/>
-                              <w:smallCaps w:val="0"/>
-                              <w:strike w:val="0"/>
-                              <w:color w:val="4f81bd"/>
-                              <w:sz w:val="24"/>
-                              <w:vertAlign w:val="baseline"/>
-                            </w:rPr>
-                          </w:r>
-                        </w:p>
-                        <w:p>
-                          <w:pPr>
-                            <w:spacing w:after="0" w:before="0" w:line="275.9999942779541"/>
-                            <w:ind w:left="0" w:right="0" w:firstLine="0"/>
-                            <w:jc w:val="left"/>
-                            <w:textDirection w:val="btLr"/>
-                          </w:pPr>
-                          <w:r>
-                            <w:rPr>
-                              <w:rFonts w:ascii="Arial" w:cs="Arial" w:eastAsia="Arial" w:hAnsi="Arial"/>
-                              <w:b w:val="0"/>
-                              <w:i w:val="1"/>
-                              <w:smallCaps w:val="0"/>
-                              <w:strike w:val="0"/>
-                              <w:color w:val="4f81bd"/>
-                              <w:sz w:val="24"/>
-                              <w:vertAlign w:val="baseline"/>
-                            </w:rPr>
-                          </w:r>
-                          <w:r>
-                            <w:rPr>
-                              <w:rFonts w:ascii="Arial" w:cs="Arial" w:eastAsia="Arial" w:hAnsi="Arial"/>
-                              <w:b w:val="0"/>
-                              <w:i w:val="1"/>
-                              <w:smallCaps w:val="0"/>
-                              <w:strike w:val="0"/>
-                              <w:color w:val="4f81bd"/>
-                              <w:sz w:val="24"/>
-                              <w:vertAlign w:val="baseline"/>
-                            </w:rPr>
-                            <w:t xml:space="preserve">Email – </w:t>
-                          </w:r>
-                          <w:r>
-                            <w:rPr>
-                              <w:rFonts w:ascii="Arial" w:cs="Arial" w:eastAsia="Arial" w:hAnsi="Arial"/>
-                              <w:b w:val="0"/>
-                              <w:i w:val="1"/>
-                              <w:smallCaps w:val="0"/>
-                              <w:strike w:val="0"/>
-                              <w:color w:val="0000ff"/>
-                              <w:sz w:val="24"/>
-                              <w:u w:val="single"/>
-                              <w:vertAlign w:val="baseline"/>
-                            </w:rPr>
-                            <w:t xml:space="preserve">aoa@golfhomeskingswood.in</w:t>
-                          </w:r>
-                          <w:r>
-                            <w:rPr>
-                              <w:rFonts w:ascii="Arial" w:cs="Arial" w:eastAsia="Arial" w:hAnsi="Arial"/>
-                              <w:b w:val="0"/>
-                              <w:i w:val="1"/>
-                              <w:smallCaps w:val="0"/>
-                              <w:strike w:val="0"/>
-                              <w:color w:val="4f81bd"/>
-                              <w:sz w:val="24"/>
-                              <w:vertAlign w:val="baseline"/>
-                            </w:rPr>
-                            <w:t xml:space="preserve">                                                     Ph: 9717319002</w:t>
-                          </w:r>
-                        </w:p>
-                      </w:txbxContent>
-                    </wps:txbx>
-                    <wps:bodyPr anchorCtr="0" anchor="t" bIns="45700" lIns="91425" spcFirstLastPara="1" rIns="91425" wrap="square" tIns="45700">
+                    <wps:bodyPr anchorCtr="0" anchor="ctr" bIns="91425" lIns="91425" spcFirstLastPara="1" rIns="91425" wrap="square" tIns="91425">
                       <a:noAutofit/>
                     </wps:bodyPr>
                   </wps:wsp>
                 </a:graphicData>
               </a:graphic>
-            </wp:anchor>
+            </wp:inline>
           </w:drawing>
         </mc:Choice>
         <mc:Fallback>
           <w:drawing>
-            <wp:anchor allowOverlap="1" behindDoc="0" distB="91440" distT="91440" distL="114300" distR="114300" hidden="0" layoutInCell="1" locked="0" relativeHeight="0" simplePos="0">
-              <wp:simplePos x="0" y="0"/>
-              <wp:positionH relativeFrom="column">
-                <wp:posOffset>-789621</wp:posOffset>
-              </wp:positionH>
-              <wp:positionV relativeFrom="paragraph">
-                <wp:posOffset>-324801</wp:posOffset>
-              </wp:positionV>
-              <wp:extent cx="6997065" cy="1541145"/>
+            <wp:inline distB="114300" distT="114300" distL="114300" distR="114300">
+              <wp:extent cx="7526663" cy="18817"/>
               <wp:effectExtent b="0" l="0" r="0" t="0"/>
-              <wp:wrapTopAndBottom distB="91440" distT="91440"/>
-              <wp:docPr id="1" name="image2.png"/>
+              <wp:docPr id="2" name="image2.png"/>
               <a:graphic>
                 <a:graphicData uri="http://schemas.openxmlformats.org/drawingml/2006/picture">
                   <pic:pic>
@@ -734,7 +779,7 @@
                     <pic:spPr>
                       <a:xfrm>
                         <a:off x="0" y="0"/>
-                        <a:ext cx="6997065" cy="1541145"/>
+                        <a:ext cx="7526663" cy="18817"/>
                       </a:xfrm>
                       <a:prstGeom prst="rect"/>
                       <a:ln/>
@@ -742,10 +787,15 @@
                   </pic:pic>
                 </a:graphicData>
               </a:graphic>
-            </wp:anchor>
+            </wp:inline>
           </w:drawing>
         </mc:Fallback>
       </mc:AlternateContent>
+    </w:r>
+    <w:r>
+      <w:rPr>
+        <w:rtl w:val="0"/>
+      </w:rPr>
     </w:r>
   </w:p>
 </w:hdr>

--- a/template.docx
+++ b/template.docx
@@ -338,12 +338,12 @@
           <wp:inline distB="114300" distT="114300" distL="114300" distR="114300">
             <wp:extent cx="1984178" cy="777196"/>
             <wp:effectExtent b="0" l="0" r="0" t="0"/>
-            <wp:docPr id="3" name="image3.png"/>
+            <wp:docPr id="3" name="image1.png"/>
             <a:graphic>
               <a:graphicData uri="http://schemas.openxmlformats.org/drawingml/2006/picture">
                 <pic:pic>
                   <pic:nvPicPr>
-                    <pic:cNvPr id="0" name="image3.png"/>
+                    <pic:cNvPr id="0" name="image1.png"/>
                     <pic:cNvPicPr preferRelativeResize="0"/>
                   </pic:nvPicPr>
                   <pic:blipFill>
@@ -504,12 +504,12 @@
               <wp:inline distB="114300" distT="114300" distL="114300" distR="114300">
                 <wp:extent cx="7462838" cy="12956"/>
                 <wp:effectExtent b="0" l="0" r="0" t="0"/>
-                <wp:docPr id="1" name="image1.png"/>
+                <wp:docPr id="1" name="image2.png"/>
                 <a:graphic>
                   <a:graphicData uri="http://schemas.openxmlformats.org/drawingml/2006/picture">
                     <pic:pic>
                       <pic:nvPicPr>
-                        <pic:cNvPr id="0" name="image1.png"/>
+                        <pic:cNvPr id="0" name="image2.png"/>
                         <pic:cNvPicPr preferRelativeResize="0"/>
                       </pic:nvPicPr>
                       <pic:blipFill>
@@ -562,7 +562,71 @@
           <w:szCs w:val="20"/>
           <w:rtl w:val="0"/>
         </w:rPr>
-        <w:t xml:space="preserve">A special thank you to all the volunteers who stepped in to ensure a successful and smooth parking allocation. Your community-first spirit made a massive task look easy. </w:t>
+        <w:t xml:space="preserve">A special thank you to all the volunteers who stepped in to ensure a successful and smooth parking allocation. </w:t>
+      </w:r>
+    </w:p>
+    <w:p>
+      <w:pPr>
+        <w:widowControl w:val="0"/>
+        <w:spacing w:after="0" w:line="240" w:lineRule="auto"/>
+        <w:ind w:right="-902.5984251968498"/>
+        <w:jc w:val="center"/>
+        <w:rPr>
+          <w:rFonts w:ascii="Lobster" w:cs="Lobster" w:eastAsia="Lobster" w:hAnsi="Lobster"/>
+          <w:color w:val="3d85c6"/>
+          <w:sz w:val="20"/>
+          <w:szCs w:val="20"/>
+        </w:rPr>
+      </w:pPr>
+      <w:r>
+        <w:rPr>
+          <w:rFonts w:ascii="Lobster" w:cs="Lobster" w:eastAsia="Lobster" w:hAnsi="Lobster"/>
+          <w:color w:val="3d85c6"/>
+          <w:sz w:val="20"/>
+          <w:szCs w:val="20"/>
+          <w:rtl w:val="0"/>
+        </w:rPr>
+        <w:t xml:space="preserve">Your community-first spirit made a massive task look easy. </w:t>
+      </w:r>
+    </w:p>
+    <w:p>
+      <w:pPr>
+        <w:widowControl w:val="0"/>
+        <w:spacing w:after="0" w:line="240" w:lineRule="auto"/>
+        <w:ind w:right="-902.5984251968498"/>
+        <w:jc w:val="center"/>
+        <w:rPr>
+          <w:rFonts w:ascii="Lobster" w:cs="Lobster" w:eastAsia="Lobster" w:hAnsi="Lobster"/>
+          <w:color w:val="3d85c6"/>
+          <w:sz w:val="20"/>
+          <w:szCs w:val="20"/>
+        </w:rPr>
+      </w:pPr>
+      <w:r>
+        <w:rPr>
+          <w:rtl w:val="0"/>
+        </w:rPr>
+      </w:r>
+    </w:p>
+    <w:p>
+      <w:pPr>
+        <w:widowControl w:val="0"/>
+        <w:spacing w:after="0" w:line="240" w:lineRule="auto"/>
+        <w:ind w:right="-902.5984251968498"/>
+        <w:rPr>
+          <w:rFonts w:ascii="Courier New" w:cs="Courier New" w:eastAsia="Courier New" w:hAnsi="Courier New"/>
+          <w:sz w:val="20"/>
+          <w:szCs w:val="20"/>
+        </w:rPr>
+      </w:pPr>
+      <w:r>
+        <w:rPr>
+          <w:rFonts w:ascii="Courier New" w:cs="Courier New" w:eastAsia="Courier New" w:hAnsi="Courier New"/>
+          <w:sz w:val="20"/>
+          <w:szCs w:val="20"/>
+          <w:rtl w:val="0"/>
+        </w:rPr>
+        <w:t xml:space="preserve">Original copy can be obtained via AAoA / Block Parking Committee Head / FMS</w:t>
       </w:r>
     </w:p>
     <w:sectPr>
@@ -593,6 +657,24 @@
         <w:szCs w:val="60"/>
       </w:rPr>
     </w:pPr>
+    <w:r>
+      <w:rPr>
+        <w:rFonts w:ascii="Calibri" w:cs="Calibri" w:eastAsia="Calibri" w:hAnsi="Calibri"/>
+        <w:b w:val="1"/>
+        <w:bCs w:val="1"/>
+        <w:i w:val="1"/>
+        <w:iCs w:val="1"/>
+        <w:color w:val="4f81bd"/>
+        <w:sz w:val="60"/>
+        <w:szCs w:val="60"/>
+      </w:rPr>
+      <w:pict>
+        <v:shape id="PowerPlusWaterMarkObject1" style="position:absolute;width:484.03610526098873pt;height:103.25226701898808pt;rotation:315;z-index:-503316481;mso-position-horizontal-relative:margin;mso-position-horizontal:center;mso-position-vertical-relative:margin;mso-position-vertical:center;" fillcolor="#e8eaed" stroked="f" type="#_x0000_t136">
+          <v:fill angle="0" opacity="64881f"/>
+          <v:textpath fitshape="t" string="Provisional" style="font-family:&amp;quot;Arial&amp;quot;;font-size:1pt;font-weight:bold;"/>
+        </v:shape>
+      </w:pict>
+    </w:r>
     <w:r>
       <w:rPr>
         <w:rFonts w:ascii="Calibri" w:cs="Calibri" w:eastAsia="Calibri" w:hAnsi="Calibri"/>
@@ -761,12 +843,12 @@
             <wp:inline distB="114300" distT="114300" distL="114300" distR="114300">
               <wp:extent cx="7526663" cy="18817"/>
               <wp:effectExtent b="0" l="0" r="0" t="0"/>
-              <wp:docPr id="2" name="image2.png"/>
+              <wp:docPr id="2" name="image3.png"/>
               <a:graphic>
                 <a:graphicData uri="http://schemas.openxmlformats.org/drawingml/2006/picture">
                   <pic:pic>
                     <pic:nvPicPr>
-                      <pic:cNvPr id="0" name="image2.png"/>
+                      <pic:cNvPr id="0" name="image3.png"/>
                       <pic:cNvPicPr preferRelativeResize="0"/>
                     </pic:nvPicPr>
                     <pic:blipFill>
